--- a/docs/whiteboard/Acute-poort-en-Hotfloor.docx
+++ b/docs/whiteboard/Acute-poort-en-Hotfloor.docx
@@ -659,12 +659,12 @@
         <w:tblW w:type="auto" w:w="0"/>
         <w:jc w:val="center"/>
         <w:tblBorders>
-          <w:top w:val="single" w:sz="6" w:space="0" w:color="64748B"/>
-          <w:left w:val="single" w:sz="6" w:space="0" w:color="64748B"/>
-          <w:bottom w:val="single" w:sz="6" w:space="0" w:color="64748B"/>
-          <w:right w:val="single" w:sz="6" w:space="0" w:color="64748B"/>
-          <w:insideH w:val="none" w:sz="6" w:space="0" w:color="64748B"/>
-          <w:insideV w:val="none" w:sz="6" w:space="0" w:color="64748B"/>
+          <w:top w:val="single" w:sz="6" w:space="0" w:color="C4392D"/>
+          <w:left w:val="single" w:sz="6" w:space="0" w:color="C4392D"/>
+          <w:bottom w:val="single" w:sz="6" w:space="0" w:color="C4392D"/>
+          <w:right w:val="single" w:sz="6" w:space="0" w:color="C4392D"/>
+          <w:insideH w:val="none" w:sz="6" w:space="0" w:color="C4392D"/>
+          <w:insideV w:val="none" w:sz="6" w:space="0" w:color="C4392D"/>
         </w:tblBorders>
         <w:tblCellMar>
           <w:top w:w="60" w:type="dxa"/>
@@ -681,7 +681,7 @@
         <w:tc>
           <w:tcPr>
             <w:tcW w:type="dxa" w:w="9751"/>
-            <w:shd w:val="clear" w:color="auto" w:fill="F4F7FB"/>
+            <w:shd w:val="clear" w:color="auto" w:fill="FBEDEB"/>
           </w:tcPr>
           <w:p>
             <w:pPr>
@@ -690,10 +690,10 @@
             <w:r>
               <w:rPr>
                 <w:b/>
-                <w:color w:val="64748B"/>
+                <w:color w:val="C4392D"/>
                 <w:sz w:val="16"/>
               </w:rPr>
-              <w:t>NOG TE BEVESTIGEN</w:t>
+              <w:t>LET OP BIJ DE AANTALLEN</w:t>
             </w:r>
           </w:p>
           <w:p>
@@ -705,7 +705,7 @@
                 <w:color w:val="0F1B2D"/>
                 <w:sz w:val="21"/>
               </w:rPr>
-              <w:t>Bij de SEH is niet af te lezen of er een jaarplan ligt, en bij kind spoed ontbreken de gegevens vrijwel helemaal. De kamertallen 10 (ICU) en 15 (CCU/SCU/EHH) zijn de huidige aantallen kamers.</w:t>
+              <w:t>10 en 15 zijn de kamers die ICU en CCU/SCU/EHH nu hebben. Het zijn verschillende kamers voor verschillende specialismen, dus ze zijn niet bij elkaar op te tellen. De berekeningen zijn per specialisme apart gemaakt, op de huidige gescheiden situatie; in de nieuwbouwscenario's waarin afdelingen samengaan moet opnieuw geteld worden. Bij de SEH is niet af te lezen of er een jaarplan ligt, en bij kind spoed ontbreken de gegevens vrijwel helemaal.</w:t>
             </w:r>
           </w:p>
         </w:tc>
